--- a/report/No5_SUMMARY_テストケース .docx
+++ b/report/No5_SUMMARY_テストケース .docx
@@ -870,17 +870,10 @@
             </w:r>
             <w:r>
               <w:rPr>
-                <w:rFonts w:ascii="游ゴシック" w:eastAsia="游ゴシック" w:hAnsi="游ゴシック" w:hint="eastAsia"/>
-                <w:sz w:val="20"/>
-              </w:rPr>
-              <w:t>1</w:t>
-            </w:r>
-            <w:r>
-              <w:rPr>
-                <w:rFonts w:ascii="游ゴシック" w:eastAsia="游ゴシック" w:hAnsi="游ゴシック"/>
-                <w:sz w:val="20"/>
-              </w:rPr>
-              <w:t>2</w:t>
+                <w:rFonts w:ascii="游ゴシック" w:eastAsia="游ゴシック" w:hAnsi="游ゴシック"/>
+                <w:sz w:val="20"/>
+              </w:rPr>
+              <w:t>8</w:t>
             </w:r>
             <w:r>
               <w:rPr>
@@ -953,10 +946,10 @@
             </w:r>
             <w:r>
               <w:rPr>
-                <w:rFonts w:ascii="游ゴシック" w:eastAsia="游ゴシック" w:hAnsi="游ゴシック"/>
-                <w:sz w:val="20"/>
-              </w:rPr>
-              <w:t>6</w:t>
+                <w:rFonts w:ascii="游ゴシック" w:eastAsia="游ゴシック" w:hAnsi="游ゴシック" w:hint="eastAsia"/>
+                <w:sz w:val="20"/>
+              </w:rPr>
+              <w:t>4</w:t>
             </w:r>
           </w:p>
           <w:p>
@@ -1021,6 +1014,13 @@
                 <w:sz w:val="20"/>
               </w:rPr>
             </w:pPr>
+            <w:r>
+              <w:rPr>
+                <w:rFonts w:ascii="游ゴシック" w:eastAsia="游ゴシック" w:hAnsi="游ゴシック" w:hint="eastAsia"/>
+                <w:sz w:val="20"/>
+              </w:rPr>
+              <w:t>追加するレコードはテスト結果を参照</w:t>
+            </w:r>
           </w:p>
         </w:tc>
       </w:tr>
@@ -2255,14 +2255,7 @@
                 <w:rFonts w:ascii="游ゴシック" w:eastAsia="游ゴシック" w:hAnsi="游ゴシック" w:hint="eastAsia"/>
                 <w:sz w:val="20"/>
               </w:rPr>
-              <w:t>金額：</w:t>
-            </w:r>
-            <w:r>
-              <w:rPr>
-                <w:rFonts w:ascii="游ゴシック" w:eastAsia="游ゴシック" w:hAnsi="游ゴシック" w:hint="eastAsia"/>
-                <w:sz w:val="20"/>
-              </w:rPr>
-              <w:t>2</w:t>
+              <w:t>金額：2</w:t>
             </w:r>
             <w:r>
               <w:rPr>
@@ -2457,7 +2450,16 @@
                 <w:rFonts w:ascii="游ゴシック" w:eastAsia="游ゴシック" w:hAnsi="游ゴシック" w:hint="eastAsia"/>
                 <w:sz w:val="20"/>
               </w:rPr>
-              <w:t>の7と8レコード目が減算されて以下の結果になる</w:t>
+              <w:t>の7と8レコード</w:t>
+            </w:r>
+            <w:bookmarkStart w:id="0" w:name="_GoBack"/>
+            <w:bookmarkEnd w:id="0"/>
+            <w:r>
+              <w:rPr>
+                <w:rFonts w:ascii="游ゴシック" w:eastAsia="游ゴシック" w:hAnsi="游ゴシック" w:hint="eastAsia"/>
+                <w:sz w:val="20"/>
+              </w:rPr>
+              <w:t>目が減算されて以下の結果になる</w:t>
             </w:r>
           </w:p>
           <w:p>
@@ -2890,21 +2892,7 @@
                 <w:rFonts w:ascii="游ゴシック" w:eastAsia="游ゴシック" w:hAnsi="游ゴシック" w:hint="eastAsia"/>
                 <w:sz w:val="20"/>
               </w:rPr>
-              <w:t>4がテストケース</w:t>
-            </w:r>
-            <w:r>
-              <w:rPr>
-                <w:rFonts w:ascii="游ゴシック" w:eastAsia="游ゴシック" w:hAnsi="游ゴシック" w:hint="eastAsia"/>
-                <w:sz w:val="20"/>
-              </w:rPr>
-              <w:t>9</w:t>
-            </w:r>
-            <w:r>
-              <w:rPr>
-                <w:rFonts w:ascii="游ゴシック" w:eastAsia="游ゴシック" w:hAnsi="游ゴシック" w:hint="eastAsia"/>
-                <w:sz w:val="20"/>
-              </w:rPr>
-              <w:t>の結果の２行の間に表示される</w:t>
+              <w:t>4がテストケース9の結果の２行の間に表示される</w:t>
             </w:r>
           </w:p>
         </w:tc>
@@ -3045,14 +3033,7 @@
                 <w:rFonts w:ascii="游ゴシック" w:eastAsia="游ゴシック" w:hAnsi="游ゴシック" w:hint="eastAsia"/>
                 <w:sz w:val="20"/>
               </w:rPr>
-              <w:t>の接続エラーとして</w:t>
-            </w:r>
-            <w:r>
-              <w:rPr>
-                <w:rFonts w:ascii="游ゴシック" w:eastAsia="游ゴシック" w:hAnsi="游ゴシック" w:hint="eastAsia"/>
-                <w:sz w:val="20"/>
-              </w:rPr>
-              <w:t>D</w:t>
+              <w:t>の接続エラーとしてD</w:t>
             </w:r>
             <w:r>
               <w:rPr>
@@ -3327,6 +3308,13 @@
                 <w:rFonts w:ascii="游ゴシック" w:eastAsia="游ゴシック" w:hAnsi="游ゴシック" w:hint="eastAsia"/>
                 <w:sz w:val="20"/>
               </w:rPr>
+              <w:t>接続に失敗させてエラーをだす必要があるため</w:t>
+            </w:r>
+            <w:r>
+              <w:rPr>
+                <w:rFonts w:ascii="游ゴシック" w:eastAsia="游ゴシック" w:hAnsi="游ゴシック" w:hint="eastAsia"/>
+                <w:sz w:val="20"/>
+              </w:rPr>
               <w:t>D</w:t>
             </w:r>
             <w:r>
@@ -3365,6 +3353,22 @@
                 <w:sz w:val="20"/>
               </w:rPr>
               <w:t>をオフにする</w:t>
+            </w:r>
+          </w:p>
+          <w:p>
+            <w:pPr>
+              <w:snapToGrid w:val="0"/>
+              <w:rPr>
+                <w:rFonts w:ascii="游ゴシック" w:eastAsia="游ゴシック" w:hAnsi="游ゴシック" w:hint="eastAsia"/>
+                <w:sz w:val="20"/>
+              </w:rPr>
+            </w:pPr>
+            <w:r>
+              <w:rPr>
+                <w:rFonts w:ascii="游ゴシック" w:eastAsia="游ゴシック" w:hAnsi="游ゴシック" w:hint="eastAsia"/>
+                <w:sz w:val="20"/>
+              </w:rPr>
+              <w:t>オフにする方法はテスト結果参照</w:t>
             </w:r>
           </w:p>
         </w:tc>
@@ -3478,14 +3482,7 @@
                 <w:rFonts w:ascii="游ゴシック" w:eastAsia="游ゴシック" w:hAnsi="游ゴシック" w:hint="eastAsia"/>
                 <w:sz w:val="20"/>
               </w:rPr>
-              <w:t>テーブルに名前を変えて</w:t>
-            </w:r>
-            <w:r>
-              <w:rPr>
-                <w:rFonts w:ascii="游ゴシック" w:eastAsia="游ゴシック" w:hAnsi="游ゴシック" w:hint="eastAsia"/>
-                <w:sz w:val="20"/>
-              </w:rPr>
-              <w:t>.</w:t>
+              <w:t>テーブルに名前を変えて.</w:t>
             </w:r>
             <w:r>
               <w:rPr>
@@ -3756,6 +3753,29 @@
                 <w:sz w:val="20"/>
               </w:rPr>
             </w:pPr>
+            <w:r>
+              <w:rPr>
+                <w:rFonts w:ascii="游ゴシック" w:eastAsia="游ゴシック" w:hAnsi="游ゴシック" w:hint="eastAsia"/>
+                <w:sz w:val="20"/>
+              </w:rPr>
+              <w:t>フェッチ時にエラーをだすためにプログラムに存在しないテーブルを指定させる必要がある、その為にテーブル名を変更するる</w:t>
+            </w:r>
+          </w:p>
+          <w:p>
+            <w:pPr>
+              <w:snapToGrid w:val="0"/>
+              <w:rPr>
+                <w:rFonts w:ascii="游ゴシック" w:eastAsia="游ゴシック" w:hAnsi="游ゴシック"/>
+                <w:sz w:val="20"/>
+              </w:rPr>
+            </w:pPr>
+            <w:r>
+              <w:rPr>
+                <w:rFonts w:ascii="游ゴシック" w:eastAsia="游ゴシック" w:hAnsi="游ゴシック" w:hint="eastAsia"/>
+                <w:sz w:val="20"/>
+              </w:rPr>
+              <w:t>変更方法はテスト結果参照</w:t>
+            </w:r>
           </w:p>
         </w:tc>
       </w:tr>
@@ -4272,47 +4292,62 @@
             <w:pPr>
               <w:snapToGrid w:val="0"/>
               <w:rPr>
-                <w:rFonts w:ascii="游ゴシック" w:eastAsia="游ゴシック" w:hAnsi="游ゴシック"/>
-                <w:sz w:val="20"/>
-              </w:rPr>
-            </w:pPr>
-            <w:r>
-              <w:rPr>
-                <w:rFonts w:ascii="游ゴシック" w:eastAsia="游ゴシック" w:hAnsi="游ゴシック" w:hint="eastAsia"/>
-                <w:sz w:val="20"/>
-              </w:rPr>
-              <w:t>追加するレコード</w:t>
-            </w:r>
-            <w:r>
-              <w:rPr>
-                <w:rFonts w:ascii="游ゴシック" w:eastAsia="游ゴシック" w:hAnsi="游ゴシック"/>
-                <w:sz w:val="20"/>
-              </w:rPr>
-              <w:t xml:space="preserve">INSERT INTO T_JUCHU (DATA_KBN, JUCHU_NO, JUCHU_YY, JUCHU_MM, JUCHU_DD, </w:t>
-            </w:r>
-            <w:r>
-              <w:rPr>
-                <w:rFonts w:ascii="游ゴシック" w:eastAsia="游ゴシック" w:hAnsi="游ゴシック"/>
-                <w:sz w:val="20"/>
-              </w:rPr>
-              <w:lastRenderedPageBreak/>
-              <w:t xml:space="preserve">TOKU_COD, SHOHIN_NO, SURYO, KINGAKU) </w:t>
-            </w:r>
-          </w:p>
-          <w:p>
-            <w:pPr>
-              <w:snapToGrid w:val="0"/>
-              <w:rPr>
-                <w:rFonts w:ascii="游ゴシック" w:eastAsia="游ゴシック" w:hAnsi="游ゴシック" w:hint="eastAsia"/>
-                <w:sz w:val="20"/>
-              </w:rPr>
-            </w:pPr>
-            <w:r>
-              <w:rPr>
-                <w:rFonts w:ascii="游ゴシック" w:eastAsia="游ゴシック" w:hAnsi="游ゴシック"/>
-                <w:sz w:val="20"/>
-              </w:rPr>
-              <w:t>VALUES('1', 0001, 25, 11, 01, 'C001', '00001', 00001, 000000000);</w:t>
+                <w:rFonts w:ascii="游ゴシック" w:eastAsia="游ゴシック" w:hAnsi="游ゴシック" w:hint="eastAsia"/>
+                <w:sz w:val="20"/>
+              </w:rPr>
+            </w:pPr>
+            <w:r>
+              <w:rPr>
+                <w:rFonts w:ascii="游ゴシック" w:eastAsia="游ゴシック" w:hAnsi="游ゴシック" w:hint="eastAsia"/>
+                <w:sz w:val="20"/>
+              </w:rPr>
+              <w:t>K</w:t>
+            </w:r>
+            <w:r>
+              <w:rPr>
+                <w:rFonts w:ascii="游ゴシック" w:eastAsia="游ゴシック" w:hAnsi="游ゴシック"/>
+                <w:sz w:val="20"/>
+              </w:rPr>
+              <w:t>INGAKU</w:t>
+            </w:r>
+            <w:r>
+              <w:rPr>
+                <w:rFonts w:ascii="游ゴシック" w:eastAsia="游ゴシック" w:hAnsi="游ゴシック" w:hint="eastAsia"/>
+                <w:sz w:val="20"/>
+              </w:rPr>
+              <w:t>カラムの制約で1以上が設定されていて、このルールに違反してエラーを出すためにテストデータを追加する必要がる。</w:t>
+            </w:r>
+          </w:p>
+          <w:p>
+            <w:pPr>
+              <w:snapToGrid w:val="0"/>
+              <w:rPr>
+                <w:rFonts w:ascii="游ゴシック" w:eastAsia="游ゴシック" w:hAnsi="游ゴシック"/>
+                <w:sz w:val="20"/>
+              </w:rPr>
+            </w:pPr>
+            <w:r>
+              <w:rPr>
+                <w:rFonts w:ascii="游ゴシック" w:eastAsia="游ゴシック" w:hAnsi="游ゴシック" w:hint="eastAsia"/>
+                <w:sz w:val="20"/>
+              </w:rPr>
+              <w:t>追加する方法</w:t>
+            </w:r>
+          </w:p>
+          <w:p>
+            <w:pPr>
+              <w:snapToGrid w:val="0"/>
+              <w:rPr>
+                <w:rFonts w:ascii="游ゴシック" w:eastAsia="游ゴシック" w:hAnsi="游ゴシック" w:hint="eastAsia"/>
+                <w:sz w:val="20"/>
+              </w:rPr>
+            </w:pPr>
+            <w:r>
+              <w:rPr>
+                <w:rFonts w:ascii="游ゴシック" w:eastAsia="游ゴシック" w:hAnsi="游ゴシック" w:hint="eastAsia"/>
+                <w:sz w:val="20"/>
+              </w:rPr>
+              <w:t>はテスト結果を参照</w:t>
             </w:r>
           </w:p>
         </w:tc>
@@ -4419,7 +4454,14 @@
                 <w:rFonts w:ascii="游ゴシック" w:eastAsia="游ゴシック" w:hAnsi="游ゴシック" w:hint="eastAsia"/>
                 <w:sz w:val="20"/>
               </w:rPr>
-              <w:t>テーブルにレコードが追加されない</w:t>
+              <w:t>テーブル</w:t>
+            </w:r>
+            <w:r>
+              <w:rPr>
+                <w:rFonts w:ascii="游ゴシック" w:eastAsia="游ゴシック" w:hAnsi="游ゴシック" w:hint="eastAsia"/>
+                <w:sz w:val="20"/>
+              </w:rPr>
+              <w:t>の内容が実行前と変わらない</w:t>
             </w:r>
           </w:p>
         </w:tc>
@@ -4669,14 +4711,7 @@
                 <w:rFonts w:ascii="游ゴシック" w:eastAsia="游ゴシック" w:hAnsi="游ゴシック" w:hint="eastAsia"/>
                 <w:sz w:val="20"/>
               </w:rPr>
-              <w:t>のレコードを</w:t>
-            </w:r>
-            <w:r>
-              <w:rPr>
-                <w:rFonts w:ascii="游ゴシック" w:eastAsia="游ゴシック" w:hAnsi="游ゴシック" w:hint="eastAsia"/>
-                <w:sz w:val="20"/>
-              </w:rPr>
-              <w:t>削除し.</w:t>
+              <w:t>のレコードを削除し.</w:t>
             </w:r>
             <w:r>
               <w:rPr>
@@ -4830,95 +4865,23 @@
                 <w:rFonts w:ascii="游ゴシック" w:eastAsia="游ゴシック" w:hAnsi="游ゴシック" w:hint="eastAsia"/>
                 <w:sz w:val="20"/>
               </w:rPr>
-              <w:t>削除するレコード</w:t>
-            </w:r>
-            <w:r>
-              <w:rPr>
-                <w:rFonts w:ascii="游ゴシック" w:eastAsia="游ゴシック" w:hAnsi="游ゴシック"/>
-                <w:sz w:val="20"/>
-              </w:rPr>
-              <w:t>DELETE FROM T_JUCHU WHERE</w:t>
-            </w:r>
-          </w:p>
-          <w:p>
-            <w:pPr>
-              <w:snapToGrid w:val="0"/>
-              <w:rPr>
-                <w:rFonts w:ascii="游ゴシック" w:eastAsia="游ゴシック" w:hAnsi="游ゴシック"/>
-                <w:sz w:val="20"/>
-              </w:rPr>
-            </w:pPr>
-            <w:r>
-              <w:rPr>
-                <w:rFonts w:ascii="游ゴシック" w:eastAsia="游ゴシック" w:hAnsi="游ゴシック"/>
-                <w:sz w:val="20"/>
-              </w:rPr>
-              <w:t xml:space="preserve">  DATA_KBN = '1'</w:t>
-            </w:r>
-          </w:p>
-          <w:p>
-            <w:pPr>
-              <w:snapToGrid w:val="0"/>
-              <w:rPr>
-                <w:rFonts w:ascii="游ゴシック" w:eastAsia="游ゴシック" w:hAnsi="游ゴシック"/>
-                <w:sz w:val="20"/>
-              </w:rPr>
-            </w:pPr>
-            <w:r>
-              <w:rPr>
-                <w:rFonts w:ascii="游ゴシック" w:eastAsia="游ゴシック" w:hAnsi="游ゴシック"/>
-                <w:sz w:val="20"/>
-              </w:rPr>
-              <w:t xml:space="preserve">  AND TOKU_COD = 'C001'</w:t>
-            </w:r>
-          </w:p>
-          <w:p>
-            <w:pPr>
-              <w:snapToGrid w:val="0"/>
-              <w:rPr>
-                <w:rFonts w:ascii="游ゴシック" w:eastAsia="游ゴシック" w:hAnsi="游ゴシック"/>
-                <w:sz w:val="20"/>
-              </w:rPr>
-            </w:pPr>
-            <w:r>
-              <w:rPr>
-                <w:rFonts w:ascii="游ゴシック" w:eastAsia="游ゴシック" w:hAnsi="游ゴシック"/>
-                <w:sz w:val="20"/>
-              </w:rPr>
-              <w:t xml:space="preserve">  AND JUCHU_YY = 25</w:t>
-            </w:r>
-          </w:p>
-          <w:p>
-            <w:pPr>
-              <w:snapToGrid w:val="0"/>
-              <w:rPr>
-                <w:rFonts w:ascii="游ゴシック" w:eastAsia="游ゴシック" w:hAnsi="游ゴシック"/>
-                <w:sz w:val="20"/>
-              </w:rPr>
-            </w:pPr>
-            <w:r>
-              <w:rPr>
-                <w:rFonts w:ascii="游ゴシック" w:eastAsia="游ゴシック" w:hAnsi="游ゴシック"/>
-                <w:sz w:val="20"/>
-              </w:rPr>
-              <w:t xml:space="preserve">  AND JUCHU_MM = 11</w:t>
-            </w:r>
-          </w:p>
-          <w:p>
-            <w:pPr>
-              <w:snapToGrid w:val="0"/>
-              <w:rPr>
-                <w:rFonts w:ascii="游ゴシック" w:eastAsia="游ゴシック" w:hAnsi="游ゴシック"/>
-                <w:sz w:val="20"/>
-              </w:rPr>
-            </w:pPr>
-            <w:r>
-              <w:rPr>
-                <w:rFonts w:ascii="游ゴシック" w:eastAsia="游ゴシック" w:hAnsi="游ゴシック"/>
-                <w:sz w:val="20"/>
-              </w:rPr>
-              <w:lastRenderedPageBreak/>
-              <w:t xml:space="preserve">  AND KINGAKU = 0;</w:t>
+              <w:t>正常動作させるために異常レコードを削除する必要がある</w:t>
+            </w:r>
+          </w:p>
+          <w:p>
+            <w:pPr>
+              <w:snapToGrid w:val="0"/>
+              <w:rPr>
+                <w:rFonts w:ascii="游ゴシック" w:eastAsia="游ゴシック" w:hAnsi="游ゴシック"/>
+                <w:sz w:val="20"/>
+              </w:rPr>
+            </w:pPr>
+            <w:r>
+              <w:rPr>
+                <w:rFonts w:ascii="游ゴシック" w:eastAsia="游ゴシック" w:hAnsi="游ゴシック" w:hint="eastAsia"/>
+                <w:sz w:val="20"/>
+              </w:rPr>
+              <w:t>削除方法はテスト結果を参照</w:t>
             </w:r>
           </w:p>
         </w:tc>
@@ -4934,12 +4897,10 @@
           <w:rFonts w:hint="eastAsia"/>
         </w:rPr>
       </w:pPr>
-      <w:bookmarkStart w:id="0" w:name="_GoBack"/>
-      <w:bookmarkEnd w:id="0"/>
     </w:p>
     <w:sectPr>
-      <w:headerReference w:type="default" r:id="rId10"/>
-      <w:footerReference w:type="even" r:id="rId11"/>
+      <w:headerReference w:type="default" r:id="rId11"/>
+      <w:footerReference w:type="even" r:id="rId12"/>
       <w:type w:val="continuous"/>
       <w:pgSz w:w="16838" w:h="11906" w:orient="landscape" w:code="9"/>
       <w:pgMar w:top="1134" w:right="567" w:bottom="397" w:left="567" w:header="510" w:footer="397" w:gutter="794"/>
@@ -6798,6 +6759,10 @@
 </p:properties>
 </file>
 
+<file path=customXml/item4.xml><?xml version="1.0" encoding="utf-8"?>
+<b:Sources xmlns:b="http://schemas.openxmlformats.org/officeDocument/2006/bibliography" xmlns="http://schemas.openxmlformats.org/officeDocument/2006/bibliography" SelectedStyle="\APASixthEditionOfficeOnline.xsl" StyleName="APA" Version="6"/>
+</file>
+
 <file path=customXml/itemProps1.xml><?xml version="1.0" encoding="utf-8"?>
 <ds:datastoreItem xmlns:ds="http://schemas.openxmlformats.org/officeDocument/2006/customXml" ds:itemID="{F4DA52B9-D4DF-4BEC-A5A3-5484E5EB747B}">
   <ds:schemaRefs>
@@ -6831,4 +6796,12 @@
     <ds:schemaRef ds:uri="http://schemas.microsoft.com/office/infopath/2007/PartnerControls"/>
   </ds:schemaRefs>
 </ds:datastoreItem>
+</file>
+
+<file path=customXml/itemProps4.xml><?xml version="1.0" encoding="utf-8"?>
+<ds:datastoreItem xmlns:ds="http://schemas.openxmlformats.org/officeDocument/2006/customXml" ds:itemID="{98C5FBDC-1287-49DF-A838-75976B8AEA45}">
+  <ds:schemaRefs>
+    <ds:schemaRef ds:uri="http://schemas.openxmlformats.org/officeDocument/2006/bibliography"/>
+  </ds:schemaRefs>
+</ds:datastoreItem>
 </file>
--- a/report/No5_SUMMARY_テストケース .docx
+++ b/report/No5_SUMMARY_テストケース .docx
@@ -2450,16 +2450,35 @@
                 <w:rFonts w:ascii="游ゴシック" w:eastAsia="游ゴシック" w:hAnsi="游ゴシック" w:hint="eastAsia"/>
                 <w:sz w:val="20"/>
               </w:rPr>
-              <w:t>の7と8レコード</w:t>
-            </w:r>
-            <w:bookmarkStart w:id="0" w:name="_GoBack"/>
-            <w:bookmarkEnd w:id="0"/>
-            <w:r>
-              <w:rPr>
-                <w:rFonts w:ascii="游ゴシック" w:eastAsia="游ゴシック" w:hAnsi="游ゴシック" w:hint="eastAsia"/>
-                <w:sz w:val="20"/>
-              </w:rPr>
-              <w:t>目が減算されて以下の結果になる</w:t>
+              <w:t>の</w:t>
+            </w:r>
+            <w:r>
+              <w:rPr>
+                <w:rFonts w:ascii="游ゴシック" w:eastAsia="游ゴシック" w:hAnsi="游ゴシック" w:hint="eastAsia"/>
+                <w:sz w:val="20"/>
+              </w:rPr>
+              <w:t>８レコード目が7</w:t>
+            </w:r>
+            <w:r>
+              <w:rPr>
+                <w:rFonts w:ascii="游ゴシック" w:eastAsia="游ゴシック" w:hAnsi="游ゴシック" w:hint="eastAsia"/>
+                <w:sz w:val="20"/>
+              </w:rPr>
+              <w:t>レコード目</w:t>
+            </w:r>
+            <w:r>
+              <w:rPr>
+                <w:rFonts w:ascii="游ゴシック" w:eastAsia="游ゴシック" w:hAnsi="游ゴシック" w:hint="eastAsia"/>
+                <w:sz w:val="20"/>
+              </w:rPr>
+              <w:t>から</w:t>
+            </w:r>
+            <w:r>
+              <w:rPr>
+                <w:rFonts w:ascii="游ゴシック" w:eastAsia="游ゴシック" w:hAnsi="游ゴシック" w:hint="eastAsia"/>
+                <w:sz w:val="20"/>
+              </w:rPr>
+              <w:t>減算されて以下の結果になる</w:t>
             </w:r>
           </w:p>
           <w:p>
@@ -3758,7 +3777,7 @@
                 <w:rFonts w:ascii="游ゴシック" w:eastAsia="游ゴシック" w:hAnsi="游ゴシック" w:hint="eastAsia"/>
                 <w:sz w:val="20"/>
               </w:rPr>
-              <w:t>フェッチ時にエラーをだすためにプログラムに存在しないテーブルを指定させる必要がある、その為にテーブル名を変更するる</w:t>
+              <w:t>フェッチ時にエラーをだすためにプログラムに存在しないテーブルを指定させる必要がある、その為にテーブル名を変更する</w:t>
             </w:r>
           </w:p>
           <w:p>
@@ -3775,6 +3794,57 @@
                 <w:sz w:val="20"/>
               </w:rPr>
               <w:t>変更方法はテスト結果参照</w:t>
+            </w:r>
+          </w:p>
+          <w:p>
+            <w:pPr>
+              <w:snapToGrid w:val="0"/>
+              <w:rPr>
+                <w:rFonts w:ascii="游ゴシック" w:eastAsia="游ゴシック" w:hAnsi="游ゴシック"/>
+                <w:sz w:val="20"/>
+              </w:rPr>
+            </w:pPr>
+          </w:p>
+          <w:p>
+            <w:pPr>
+              <w:snapToGrid w:val="0"/>
+              <w:rPr>
+                <w:rFonts w:ascii="游ゴシック" w:eastAsia="游ゴシック" w:hAnsi="游ゴシック" w:hint="eastAsia"/>
+                <w:color w:val="FF0000"/>
+                <w:sz w:val="20"/>
+              </w:rPr>
+            </w:pPr>
+            <w:r>
+              <w:rPr>
+                <w:rFonts w:ascii="游ゴシック" w:eastAsia="游ゴシック" w:hAnsi="游ゴシック" w:hint="eastAsia"/>
+                <w:color w:val="FF0000"/>
+                <w:sz w:val="20"/>
+              </w:rPr>
+              <w:t>※テスト実施後</w:t>
+            </w:r>
+            <w:r>
+              <w:rPr>
+                <w:rFonts w:ascii="游ゴシック" w:eastAsia="游ゴシック" w:hAnsi="游ゴシック" w:hint="eastAsia"/>
+                <w:color w:val="FF0000"/>
+                <w:sz w:val="20"/>
+              </w:rPr>
+              <w:t>テーブル名をT</w:t>
+            </w:r>
+            <w:r>
+              <w:rPr>
+                <w:rFonts w:ascii="游ゴシック" w:eastAsia="游ゴシック" w:hAnsi="游ゴシック"/>
+                <w:color w:val="FF0000"/>
+                <w:sz w:val="20"/>
+              </w:rPr>
+              <w:t>_JUCHU</w:t>
+            </w:r>
+            <w:r>
+              <w:rPr>
+                <w:rFonts w:ascii="游ゴシック" w:eastAsia="游ゴシック" w:hAnsi="游ゴシック" w:hint="eastAsia"/>
+                <w:color w:val="FF0000"/>
+                <w:sz w:val="20"/>
+              </w:rPr>
+              <w:t>に戻す</w:t>
             </w:r>
           </w:p>
         </w:tc>
@@ -4711,7 +4781,53 @@
                 <w:rFonts w:ascii="游ゴシック" w:eastAsia="游ゴシック" w:hAnsi="游ゴシック" w:hint="eastAsia"/>
                 <w:sz w:val="20"/>
               </w:rPr>
-              <w:t>のレコードを削除し.</w:t>
+              <w:t>のレコードを削除</w:t>
+            </w:r>
+            <w:r>
+              <w:rPr>
+                <w:rFonts w:ascii="游ゴシック" w:eastAsia="游ゴシック" w:hAnsi="游ゴシック" w:hint="eastAsia"/>
+                <w:sz w:val="20"/>
+              </w:rPr>
+              <w:t>する</w:t>
+            </w:r>
+          </w:p>
+          <w:p>
+            <w:pPr>
+              <w:snapToGrid w:val="0"/>
+              <w:rPr>
+                <w:rFonts w:ascii="游ゴシック" w:eastAsia="游ゴシック" w:hAnsi="游ゴシック"/>
+                <w:sz w:val="20"/>
+              </w:rPr>
+            </w:pPr>
+            <w:r>
+              <w:rPr>
+                <w:rFonts w:ascii="游ゴシック" w:eastAsia="游ゴシック" w:hAnsi="游ゴシック"/>
+                <w:sz w:val="20"/>
+              </w:rPr>
+              <w:t>T_TOKU_SUMMARY</w:t>
+            </w:r>
+            <w:r>
+              <w:rPr>
+                <w:rFonts w:ascii="游ゴシック" w:eastAsia="游ゴシック" w:hAnsi="游ゴシック" w:hint="eastAsia"/>
+                <w:sz w:val="20"/>
+              </w:rPr>
+              <w:t>テーブルのレコードを全部削除する</w:t>
+            </w:r>
+          </w:p>
+          <w:p>
+            <w:pPr>
+              <w:snapToGrid w:val="0"/>
+              <w:rPr>
+                <w:rFonts w:ascii="游ゴシック" w:eastAsia="游ゴシック" w:hAnsi="游ゴシック"/>
+                <w:sz w:val="20"/>
+              </w:rPr>
+            </w:pPr>
+            <w:r>
+              <w:rPr>
+                <w:rFonts w:ascii="游ゴシック" w:eastAsia="游ゴシック" w:hAnsi="游ゴシック" w:hint="eastAsia"/>
+                <w:sz w:val="20"/>
+              </w:rPr>
+              <w:t>.</w:t>
             </w:r>
             <w:r>
               <w:rPr>
@@ -4764,6 +4880,7 @@
                 <w:rFonts w:ascii="游ゴシック" w:eastAsia="游ゴシック" w:hAnsi="游ゴシック" w:hint="eastAsia"/>
                 <w:sz w:val="20"/>
               </w:rPr>
+              <w:lastRenderedPageBreak/>
               <w:t>結果</w:t>
             </w:r>
           </w:p>
@@ -4771,7 +4888,7 @@
             <w:pPr>
               <w:snapToGrid w:val="0"/>
               <w:rPr>
-                <w:rFonts w:ascii="游ゴシック" w:eastAsia="游ゴシック" w:hAnsi="游ゴシック"/>
+                <w:rFonts w:ascii="游ゴシック" w:eastAsia="游ゴシック" w:hAnsi="游ゴシック" w:hint="eastAsia"/>
                 <w:sz w:val="20"/>
               </w:rPr>
             </w:pPr>
@@ -4794,94 +4911,124 @@
                 <w:rFonts w:ascii="游ゴシック" w:eastAsia="游ゴシック" w:hAnsi="游ゴシック" w:hint="eastAsia"/>
                 <w:sz w:val="20"/>
               </w:rPr>
-              <w:t>テーブルに</w:t>
-            </w:r>
-          </w:p>
-          <w:p>
-            <w:pPr>
-              <w:snapToGrid w:val="0"/>
-              <w:rPr>
-                <w:rFonts w:ascii="游ゴシック" w:eastAsia="游ゴシック" w:hAnsi="游ゴシック" w:hint="eastAsia"/>
-                <w:sz w:val="20"/>
-              </w:rPr>
-            </w:pPr>
+              <w:t>テーブルにレコードが4つ追加される</w:t>
+            </w:r>
+          </w:p>
+        </w:tc>
+        <w:tc>
+          <w:tcPr>
+            <w:tcW w:w="1050" w:type="dxa"/>
+            <w:vAlign w:val="center"/>
+          </w:tcPr>
+          <w:p>
+            <w:pPr>
+              <w:snapToGrid w:val="0"/>
+              <w:jc w:val="center"/>
+              <w:rPr>
+                <w:rFonts w:ascii="游ゴシック" w:eastAsia="游ゴシック" w:hAnsi="游ゴシック"/>
+                <w:sz w:val="20"/>
+              </w:rPr>
+            </w:pPr>
+          </w:p>
+        </w:tc>
+        <w:tc>
+          <w:tcPr>
+            <w:tcW w:w="945" w:type="dxa"/>
+            <w:vAlign w:val="center"/>
+          </w:tcPr>
+          <w:p>
+            <w:pPr>
+              <w:snapToGrid w:val="0"/>
+              <w:jc w:val="center"/>
+              <w:rPr>
+                <w:rFonts w:ascii="游ゴシック" w:eastAsia="游ゴシック" w:hAnsi="游ゴシック"/>
+                <w:sz w:val="20"/>
+              </w:rPr>
+            </w:pPr>
+          </w:p>
+        </w:tc>
+        <w:tc>
+          <w:tcPr>
+            <w:tcW w:w="2310" w:type="dxa"/>
+            <w:vAlign w:val="center"/>
+          </w:tcPr>
+          <w:p>
+            <w:pPr>
+              <w:snapToGrid w:val="0"/>
+              <w:rPr>
+                <w:rFonts w:ascii="游ゴシック" w:eastAsia="游ゴシック" w:hAnsi="游ゴシック"/>
+                <w:sz w:val="20"/>
+              </w:rPr>
+            </w:pPr>
+            <w:r>
+              <w:rPr>
+                <w:rFonts w:ascii="游ゴシック" w:eastAsia="游ゴシック" w:hAnsi="游ゴシック" w:hint="eastAsia"/>
+                <w:sz w:val="20"/>
+              </w:rPr>
+              <w:t>正常動作させるために異常レコードを削除する必要がある</w:t>
+            </w:r>
+          </w:p>
+          <w:p>
+            <w:pPr>
+              <w:snapToGrid w:val="0"/>
+              <w:rPr>
+                <w:rFonts w:ascii="游ゴシック" w:eastAsia="游ゴシック" w:hAnsi="游ゴシック" w:hint="eastAsia"/>
+                <w:sz w:val="20"/>
+              </w:rPr>
+            </w:pPr>
+            <w:r>
+              <w:rPr>
+                <w:rFonts w:ascii="游ゴシック" w:eastAsia="游ゴシック" w:hAnsi="游ゴシック" w:hint="eastAsia"/>
+                <w:sz w:val="20"/>
+              </w:rPr>
+              <w:t>コミットされることを識別するためにT</w:t>
+            </w:r>
+            <w:r>
+              <w:rPr>
+                <w:rFonts w:ascii="游ゴシック" w:eastAsia="游ゴシック" w:hAnsi="游ゴシック"/>
+                <w:sz w:val="20"/>
+              </w:rPr>
+              <w:t>_TOKU_SUMMARY</w:t>
+            </w:r>
+            <w:r>
+              <w:rPr>
+                <w:rFonts w:ascii="游ゴシック" w:eastAsia="游ゴシック" w:hAnsi="游ゴシック" w:hint="eastAsia"/>
+                <w:sz w:val="20"/>
+              </w:rPr>
+              <w:t>テーブルのレコードを全部削除する必要がある</w:t>
+            </w:r>
+          </w:p>
+          <w:p>
+            <w:pPr>
+              <w:snapToGrid w:val="0"/>
+              <w:rPr>
+                <w:rFonts w:ascii="游ゴシック" w:eastAsia="游ゴシック" w:hAnsi="游ゴシック"/>
+                <w:sz w:val="20"/>
+              </w:rPr>
+            </w:pPr>
+            <w:bookmarkStart w:id="0" w:name="_GoBack"/>
+            <w:r>
+              <w:rPr>
+                <w:rFonts w:ascii="游ゴシック" w:eastAsia="游ゴシック" w:hAnsi="游ゴシック" w:hint="eastAsia"/>
+                <w:sz w:val="20"/>
+              </w:rPr>
+              <w:t>削除方</w:t>
+            </w:r>
+            <w:bookmarkEnd w:id="0"/>
+            <w:r>
+              <w:rPr>
+                <w:rFonts w:ascii="游ゴシック" w:eastAsia="游ゴシック" w:hAnsi="游ゴシック" w:hint="eastAsia"/>
+                <w:sz w:val="20"/>
+              </w:rPr>
+              <w:t>法はテスト結果</w:t>
+            </w:r>
             <w:r>
               <w:rPr>
                 <w:rFonts w:ascii="游ゴシック" w:eastAsia="游ゴシック" w:hAnsi="游ゴシック" w:hint="eastAsia"/>
                 <w:sz w:val="20"/>
               </w:rPr>
               <w:lastRenderedPageBreak/>
-              <w:t>レコードが4つ追加される</w:t>
-            </w:r>
-          </w:p>
-        </w:tc>
-        <w:tc>
-          <w:tcPr>
-            <w:tcW w:w="1050" w:type="dxa"/>
-            <w:vAlign w:val="center"/>
-          </w:tcPr>
-          <w:p>
-            <w:pPr>
-              <w:snapToGrid w:val="0"/>
-              <w:jc w:val="center"/>
-              <w:rPr>
-                <w:rFonts w:ascii="游ゴシック" w:eastAsia="游ゴシック" w:hAnsi="游ゴシック"/>
-                <w:sz w:val="20"/>
-              </w:rPr>
-            </w:pPr>
-          </w:p>
-        </w:tc>
-        <w:tc>
-          <w:tcPr>
-            <w:tcW w:w="945" w:type="dxa"/>
-            <w:vAlign w:val="center"/>
-          </w:tcPr>
-          <w:p>
-            <w:pPr>
-              <w:snapToGrid w:val="0"/>
-              <w:jc w:val="center"/>
-              <w:rPr>
-                <w:rFonts w:ascii="游ゴシック" w:eastAsia="游ゴシック" w:hAnsi="游ゴシック"/>
-                <w:sz w:val="20"/>
-              </w:rPr>
-            </w:pPr>
-          </w:p>
-        </w:tc>
-        <w:tc>
-          <w:tcPr>
-            <w:tcW w:w="2310" w:type="dxa"/>
-            <w:vAlign w:val="center"/>
-          </w:tcPr>
-          <w:p>
-            <w:pPr>
-              <w:snapToGrid w:val="0"/>
-              <w:rPr>
-                <w:rFonts w:ascii="游ゴシック" w:eastAsia="游ゴシック" w:hAnsi="游ゴシック"/>
-                <w:sz w:val="20"/>
-              </w:rPr>
-            </w:pPr>
-            <w:r>
-              <w:rPr>
-                <w:rFonts w:ascii="游ゴシック" w:eastAsia="游ゴシック" w:hAnsi="游ゴシック" w:hint="eastAsia"/>
-                <w:sz w:val="20"/>
-              </w:rPr>
-              <w:t>正常動作させるために異常レコードを削除する必要がある</w:t>
-            </w:r>
-          </w:p>
-          <w:p>
-            <w:pPr>
-              <w:snapToGrid w:val="0"/>
-              <w:rPr>
-                <w:rFonts w:ascii="游ゴシック" w:eastAsia="游ゴシック" w:hAnsi="游ゴシック"/>
-                <w:sz w:val="20"/>
-              </w:rPr>
-            </w:pPr>
-            <w:r>
-              <w:rPr>
-                <w:rFonts w:ascii="游ゴシック" w:eastAsia="游ゴシック" w:hAnsi="游ゴシック" w:hint="eastAsia"/>
-                <w:sz w:val="20"/>
-              </w:rPr>
-              <w:t>削除方法はテスト結果を参照</w:t>
+              <w:t>を参照</w:t>
             </w:r>
           </w:p>
         </w:tc>
@@ -6799,7 +6946,7 @@
 </file>
 
 <file path=customXml/itemProps4.xml><?xml version="1.0" encoding="utf-8"?>
-<ds:datastoreItem xmlns:ds="http://schemas.openxmlformats.org/officeDocument/2006/customXml" ds:itemID="{98C5FBDC-1287-49DF-A838-75976B8AEA45}">
+<ds:datastoreItem xmlns:ds="http://schemas.openxmlformats.org/officeDocument/2006/customXml" ds:itemID="{5CE16882-A0E5-4017-B85D-339307EF3990}">
   <ds:schemaRefs>
     <ds:schemaRef ds:uri="http://schemas.openxmlformats.org/officeDocument/2006/bibliography"/>
   </ds:schemaRefs>
